--- a/KHBD_Tin_học/Lớp_2/Tuần_28/KHBD_Tin_hoc_Lớp_2_Tiet27_Thiet_ke_san_pham_nhom.docx
+++ b/KHBD_Tin_học/Lớp_2/Tuần_28/KHBD_Tin_hoc_Lớp_2_Tiet27_Thiet_ke_san_pham_nhom.docx
@@ -392,18 +392,29 @@
     </w:p>
     <w:p>
       <w:pPr>
-        <w:spacing w:line="319" w:lineRule="auto" w:after="60" w:before="0"/>
-        <w:ind w:firstLine="0" w:left="850"/>
+        <w:spacing w:line="276" w:lineRule="auto" w:after="0" w:before="0"/>
+        <w:ind w:left="850" w:firstLine="0"/>
         <w:jc w:val="both"/>
       </w:pPr>
       <w:r>
         <w:rPr>
-          <w:rFonts w:ascii="Times New Roman" w:hAnsi="Times New Roman" w:eastAsia="Times New Roman"/>
-          <w:b w:val="0"/>
-          <w:i w:val="0"/>
+          <w:rFonts w:ascii="Times New Roman" w:hAnsi="Times New Roman" w:cs="Times New Roman"/>
           <w:sz w:val="26"/>
         </w:rPr>
-        <w:t>- Miền V. Giải quyết vấn đề (thành tố 5.3. Sử dụng sáng tạo công nghệ số – Bậc 1): Sử dụng công cụ số để giải quyết vấn đề đơn giản trong bài học. (Đạt được thông qua Hoạt động 2, Hoạt động 3)</w:t>
+        <w:t>- 2.4.CB1a: Chọn được những công cụ và công nghệ số đơn giản cho các quá trình cộng tác. (Cùng hợp tác với các bạn thông qua công cụ số để hoàn thành nhiệm vụ nhóm). (Đạt được thông qua Hoạt động 2, Hoạt động 3)</w:t>
+      </w:r>
+    </w:p>
+    <w:p>
+      <w:pPr>
+        <w:spacing w:after="0" w:line="276" w:lineRule="auto"/>
+        <w:ind w:left="850" w:firstLine="0"/>
+      </w:pPr>
+      <w:r>
+        <w:rPr>
+          <w:rFonts w:ascii="Times New Roman" w:hAnsi="Times New Roman" w:cs="Times New Roman"/>
+          <w:sz w:val="26"/>
+        </w:rPr>
+        <w:t>- 2.2.CB1a: Nhận biết được các công nghệ số đơn giản, phù hợp để chia sẻ dữ liệu, thông tin và nội dung kỹ thuật số. (Chia sẻ thông tin, sản phẩm số an toàn và đúng mục đích). (Đạt được thông qua Hoạt động 4)</w:t>
       </w:r>
     </w:p>
     <w:p>
